--- a/BE/Backend Threads.docx
+++ b/BE/Backend Threads.docx
@@ -12,6 +12,13 @@
       <w:r>
         <w:rPr>
           <w:rFonts w:hint="default"/>
+          <w:lang w:val="en-US"/>
+        </w:rPr>
+        <w:t xml:space="preserve"> </w:t>
+      </w:r>
+      <w:r>
+        <w:rPr>
+          <w:rFonts w:hint="default"/>
         </w:rPr>
         <w:t>What is Thread pooling?</w:t>
       </w:r>
@@ -64,8 +71,6 @@
         </w:rPr>
         <w:t>multi-threaded</w:t>
       </w:r>
-      <w:bookmarkStart w:id="0" w:name="_GoBack"/>
-      <w:bookmarkEnd w:id="0"/>
       <w:r>
         <w:rPr>
           <w:rFonts w:hint="default"/>
@@ -102,10 +107,13 @@
         </w:rPr>
         <w:t>When we use Multi-threaded implementation and how to implement?</w:t>
       </w:r>
+      <w:bookmarkStart w:id="0" w:name="_GoBack"/>
+      <w:bookmarkEnd w:id="0"/>
     </w:p>
     <w:p>
       <w:pPr>
         <w:numPr>
+          <w:ilvl w:val="0"/>
           <w:numId w:val="0"/>
         </w:numPr>
       </w:pPr>
